--- a/tracked_scripts/u1/m1/synthesis/Module 1 - Teacher Reviewed Script (comparison reference).docx
+++ b/tracked_scripts/u1/m1/synthesis/Module 1 - Teacher Reviewed Script (comparison reference).docx
@@ -125,6 +125,48 @@
     </w:p>
     <w:p>
       <w:pPr>
+        <w:spacing w:before="120" w:after="40"/>
+      </w:pPr>
+      <w:r>
+        <w:rPr>
+          <w:rFonts w:ascii="Calibri" w:hAnsi="Calibri"/>
+          <w:b/>
+          <w:i w:val="0"/>
+        </w:rPr>
+        <w:t xml:space="preserve">Building From: </w:t>
+      </w:r>
+      <w:r>
+        <w:rPr>
+          <w:rFonts w:ascii="Calibri" w:hAnsi="Calibri"/>
+          <w:b w:val="0"/>
+          <w:i w:val="0"/>
+        </w:rPr>
+        <w:t>Students created and interpreted single-unit picture graphs and bar graphs. They solved simple comparison problems. However, Grade 2 work was often collaborative (class graphs, physical manipulatives) and may not have emphasized independent interpretation or the specific language of "how many more/fewer."</w:t>
+      </w:r>
+    </w:p>
+    <w:p>
+      <w:pPr>
+        <w:spacing w:before="40" w:after="40"/>
+      </w:pPr>
+      <w:r>
+        <w:rPr>
+          <w:rFonts w:ascii="Calibri" w:hAnsi="Calibri"/>
+          <w:b/>
+          <w:i w:val="0"/>
+        </w:rPr>
+        <w:t xml:space="preserve">Building Toward: </w:t>
+      </w:r>
+      <w:r>
+        <w:rPr>
+          <w:rFonts w:ascii="Calibri" w:hAnsi="Calibri"/>
+          <w:b w:val="0"/>
+          <w:i w:val="0"/>
+        </w:rPr>
+        <w:t>Students will apply their solid 1:1 understanding when M2 introduces the critical concept: each symbol can represent MORE than one item (scaled graphs with 1:2 scale). The "how many more/fewer" language established here carries forward. ---</w:t>
+      </w:r>
+    </w:p>
+    <w:p>
+      <w:pPr>
         <w:spacing w:before="160" w:after="0"/>
       </w:pPr>
     </w:p>
@@ -239,7 +281,7 @@
           <w:b/>
           <w:i w:val="0"/>
         </w:rPr>
-        <w:t xml:space="preserve">• Options:  </w:t>
+        <w:t xml:space="preserve">• Answer option (optional):  </w:t>
       </w:r>
       <w:r>
         <w:rPr>
@@ -249,7 +291,7 @@
           <w:color w:val="6E6E6E"/>
           <w:sz w:val="19"/>
         </w:rPr>
-        <w:t>The available answer choices</w:t>
+        <w:t>The available answer choice, nested under Prompt</w:t>
       </w:r>
     </w:p>
     <w:p>
@@ -421,9 +463,7 @@
         <w:rPr>
           <w:rFonts w:ascii="Calibri" w:hAnsi="Calibri"/>
           <w:b/>
-          <w:i/>
-          <w:color w:val="6E6E6E"/>
-          <w:sz w:val="19"/>
+          <w:i w:val="0"/>
         </w:rPr>
         <w:t xml:space="preserve">Visual: </w:t>
       </w:r>
@@ -431,9 +471,7 @@
         <w:rPr>
           <w:rFonts w:ascii="Calibri" w:hAnsi="Calibri"/>
           <w:b w:val="0"/>
-          <w:i/>
-          <w:color w:val="6E6E6E"/>
-          <w:sz w:val="19"/>
+          <w:i w:val="0"/>
         </w:rPr>
         <w:t>Horizontal picture graph appears on left. Favorite Sports data. Soccer=6, Basketball=4, Baseball=3, Tennis=2. Key: each symbol = 1 vote.</w:t>
       </w:r>
@@ -447,9 +485,7 @@
         <w:rPr>
           <w:rFonts w:ascii="Calibri" w:hAnsi="Calibri"/>
           <w:b/>
-          <w:i/>
-          <w:color w:val="6E6E6E"/>
-          <w:sz w:val="19"/>
+          <w:i w:val="0"/>
         </w:rPr>
         <w:t xml:space="preserve">Visual: </w:t>
       </w:r>
@@ -457,9 +493,7 @@
         <w:rPr>
           <w:rFonts w:ascii="Calibri" w:hAnsi="Calibri"/>
           <w:b w:val="0"/>
-          <w:i/>
-          <w:color w:val="6E6E6E"/>
-          <w:sz w:val="19"/>
+          <w:i w:val="0"/>
         </w:rPr>
         <w:t>Horizontal bar graph appears on right. Same Favorite Sports data. Soccer=6, Basketball=4, Baseball=3, Tennis=2. Vertical axis labeled 0-7.</w:t>
       </w:r>
@@ -604,9 +638,7 @@
         <w:rPr>
           <w:rFonts w:ascii="Calibri" w:hAnsi="Calibri"/>
           <w:b/>
-          <w:i/>
-          <w:color w:val="6E6E6E"/>
-          <w:sz w:val="19"/>
+          <w:i w:val="0"/>
         </w:rPr>
         <w:t xml:space="preserve">Visual: </w:t>
       </w:r>
@@ -614,9 +646,7 @@
         <w:rPr>
           <w:rFonts w:ascii="Calibri" w:hAnsi="Calibri"/>
           <w:b w:val="0"/>
-          <w:i/>
-          <w:color w:val="6E6E6E"/>
-          <w:sz w:val="19"/>
+          <w:i w:val="0"/>
         </w:rPr>
         <w:t>Horizontal picture graph appears. Favorite Pets data. Dogs=5, Cats=4, Fish=3, Birds=6. Three components labeled by system overlay: A=Title 'Favorite Pets', B=Key 'Each ★ = 1 vote', C=Category labels (Dogs, Cats, Fish, Birds). Labels are clickable.</w:t>
       </w:r>
@@ -689,7 +719,21 @@
     </w:p>
     <w:p>
       <w:pPr>
-        <w:spacing w:before="60" w:after="20"/>
+        <w:spacing w:before="80" w:after="40"/>
+        <w:ind w:left="0"/>
+      </w:pPr>
+      <w:r>
+        <w:rPr>
+          <w:rFonts w:ascii="Calibri" w:hAnsi="Calibri"/>
+          <w:b/>
+          <w:i w:val="0"/>
+        </w:rPr>
+        <w:t>Based on student response:</w:t>
+      </w:r>
+    </w:p>
+    <w:p>
+      <w:pPr>
+        <w:spacing w:before="40" w:after="20"/>
         <w:ind w:left="0"/>
       </w:pPr>
       <w:r>
@@ -719,9 +763,7 @@
         <w:rPr>
           <w:rFonts w:ascii="Calibri" w:hAnsi="Calibri"/>
           <w:b/>
-          <w:i/>
-          <w:color w:val="6E6E6E"/>
-          <w:sz w:val="19"/>
+          <w:i w:val="0"/>
         </w:rPr>
         <w:t xml:space="preserve">Visual: </w:t>
       </w:r>
@@ -729,9 +771,7 @@
         <w:rPr>
           <w:rFonts w:ascii="Calibri" w:hAnsi="Calibri"/>
           <w:b w:val="0"/>
-          <w:i/>
-          <w:color w:val="6E6E6E"/>
-          <w:sz w:val="19"/>
+          <w:i w:val="0"/>
         </w:rPr>
         <w:t>Component B (the key) highlights with glow effect</w:t>
       </w:r>
@@ -877,7 +917,21 @@
     </w:p>
     <w:p>
       <w:pPr>
-        <w:spacing w:before="60" w:after="20"/>
+        <w:spacing w:before="80" w:after="40"/>
+        <w:ind w:left="0"/>
+      </w:pPr>
+      <w:r>
+        <w:rPr>
+          <w:rFonts w:ascii="Calibri" w:hAnsi="Calibri"/>
+          <w:b/>
+          <w:i w:val="0"/>
+        </w:rPr>
+        <w:t>Based on student response:</w:t>
+      </w:r>
+    </w:p>
+    <w:p>
+      <w:pPr>
+        <w:spacing w:before="40" w:after="20"/>
         <w:ind w:left="0"/>
       </w:pPr>
       <w:r>
@@ -922,8 +976,8 @@
     </w:p>
     <w:p>
       <w:pPr>
-        <w:spacing w:before="60" w:after="20"/>
-        <w:ind w:left="432"/>
+        <w:spacing w:before="40" w:after="20"/>
+        <w:ind w:left="0"/>
       </w:pPr>
       <w:r>
         <w:rPr>
@@ -946,7 +1000,7 @@
     <w:p>
       <w:pPr>
         <w:spacing w:before="20" w:after="20"/>
-        <w:ind w:left="720"/>
+        <w:ind w:left="0"/>
       </w:pPr>
       <w:r>
         <w:rPr>
@@ -967,8 +1021,8 @@
     </w:p>
     <w:p>
       <w:pPr>
-        <w:spacing w:before="60" w:after="20"/>
-        <w:ind w:left="432"/>
+        <w:spacing w:before="40" w:after="20"/>
+        <w:ind w:left="0"/>
       </w:pPr>
       <w:r>
         <w:rPr>
@@ -991,7 +1045,7 @@
     <w:p>
       <w:pPr>
         <w:spacing w:before="20" w:after="20"/>
-        <w:ind w:left="720"/>
+        <w:ind w:left="0"/>
       </w:pPr>
       <w:r>
         <w:rPr>
@@ -1012,8 +1066,8 @@
     </w:p>
     <w:p>
       <w:pPr>
-        <w:spacing w:before="60" w:after="20"/>
-        <w:ind w:left="432"/>
+        <w:spacing w:before="40" w:after="20"/>
+        <w:ind w:left="0"/>
       </w:pPr>
       <w:r>
         <w:rPr>
@@ -1036,7 +1090,7 @@
     <w:p>
       <w:pPr>
         <w:spacing w:before="20" w:after="20"/>
-        <w:ind w:left="720"/>
+        <w:ind w:left="0"/>
       </w:pPr>
       <w:r>
         <w:rPr>
@@ -1057,8 +1111,8 @@
     </w:p>
     <w:p>
       <w:pPr>
-        <w:spacing w:before="60" w:after="20"/>
-        <w:ind w:left="432"/>
+        <w:spacing w:before="40" w:after="20"/>
+        <w:ind w:left="0"/>
       </w:pPr>
       <w:r>
         <w:rPr>
@@ -1081,7 +1135,7 @@
     <w:p>
       <w:pPr>
         <w:spacing w:before="20" w:after="20"/>
-        <w:ind w:left="720"/>
+        <w:ind w:left="0"/>
       </w:pPr>
       <w:r>
         <w:rPr>
@@ -1241,7 +1295,21 @@
     </w:p>
     <w:p>
       <w:pPr>
-        <w:spacing w:before="60" w:after="20"/>
+        <w:spacing w:before="80" w:after="40"/>
+        <w:ind w:left="0"/>
+      </w:pPr>
+      <w:r>
+        <w:rPr>
+          <w:rFonts w:ascii="Calibri" w:hAnsi="Calibri"/>
+          <w:b/>
+          <w:i w:val="0"/>
+        </w:rPr>
+        <w:t>Based on student response:</w:t>
+      </w:r>
+    </w:p>
+    <w:p>
+      <w:pPr>
+        <w:spacing w:before="40" w:after="20"/>
         <w:ind w:left="0"/>
       </w:pPr>
       <w:r>
@@ -1324,9 +1392,7 @@
         <w:rPr>
           <w:rFonts w:ascii="Calibri" w:hAnsi="Calibri"/>
           <w:b/>
-          <w:i/>
-          <w:color w:val="6E6E6E"/>
-          <w:sz w:val="19"/>
+          <w:i w:val="0"/>
         </w:rPr>
         <w:t xml:space="preserve">Visual: </w:t>
       </w:r>
@@ -1334,9 +1400,7 @@
         <w:rPr>
           <w:rFonts w:ascii="Calibri" w:hAnsi="Calibri"/>
           <w:b w:val="0"/>
-          <w:i/>
-          <w:color w:val="6E6E6E"/>
-          <w:sz w:val="19"/>
+          <w:i w:val="0"/>
         </w:rPr>
         <w:t>Student's Warmup graph reappears on left — horizontal picture graph with 3 categories they created earlier</w:t>
       </w:r>
@@ -1350,9 +1414,7 @@
         <w:rPr>
           <w:rFonts w:ascii="Calibri" w:hAnsi="Calibri"/>
           <w:b/>
-          <w:i/>
-          <w:color w:val="6E6E6E"/>
-          <w:sz w:val="19"/>
+          <w:i w:val="0"/>
         </w:rPr>
         <w:t xml:space="preserve">Visual: </w:t>
       </w:r>
@@ -1360,9 +1422,7 @@
         <w:rPr>
           <w:rFonts w:ascii="Calibri" w:hAnsi="Calibri"/>
           <w:b w:val="0"/>
-          <w:i/>
-          <w:color w:val="6E6E6E"/>
-          <w:sz w:val="19"/>
+          <w:i w:val="0"/>
         </w:rPr>
         <w:t>A Lesson graph from earlier sections appears on right — horizontal picture graph showing data they read during the lesson</w:t>
       </w:r>
